--- a/downloads/documents/03 Course Design/01 Scope and Sequence.docx
+++ b/downloads/documents/03 Course Design/01 Scope and Sequence.docx
@@ -3334,7 +3334,7 @@
     <w:sectPr>
       <w:headerReference w:type="default" r:id="rId9"/>
       <w:pgSz w:w="12240" w:h="15840"/>
-      <w:pgMar w:top="1440" w:bottom="1440" w:left="1440" w:right="1440" w:header="504"/>
+      <w:pgMar w:top="1296" w:bottom="1296" w:left="1296" w:right="1296" w:header="504"/>
     </w:sectPr>
   </w:body>
 </w:document>

--- a/downloads/documents/03 Course Design/01 Scope and Sequence.docx
+++ b/downloads/documents/03 Course Design/01 Scope and Sequence.docx
@@ -774,7 +774,7 @@
         <w:pStyle w:val="Compact"/>
       </w:pPr>
       <w:r>
-        <w:t xml:space="preserve">Kitchen first. My own reflection: the first cooking lab is what won the class. Safety and sanitation come before any lab, so Unit 1 opens with the safety contract and reaches a first lab by day 9.</w:t>
+        <w:t xml:space="preserve">Kitchen first. My own reflection: the first cooking lab is what won the class. Safety and sanitation come before any lab, so Unit 1 opens with the safety contract and reaches the first cooking lab on day 16.</w:t>
       </w:r>
     </w:p>
     <w:p>

--- a/downloads/documents/03 Course Design/01 Scope and Sequence.docx
+++ b/downloads/documents/03 Course Design/01 Scope and Sequence.docx
@@ -350,7 +350,7 @@
               <w:jc w:val="left"/>
             </w:pPr>
             <w:r>
-              <w:t xml:space="preserve">ClassroomStreet Investor Report and Personal Budget</w:t>
+              <w:t xml:space="preserve">The Gilded Age Market Investor Report and Personal Budget</w:t>
             </w:r>
           </w:p>
         </w:tc>
@@ -1760,29 +1760,29 @@
               <w:jc w:val="left"/>
             </w:pPr>
             <w:r>
-              <w:t xml:space="preserve">2.4 ClassroomStreet Investor Challenge</w:t>
-            </w:r>
-          </w:p>
-        </w:tc>
-        <w:tc>
-          <w:p>
-            <w:pPr>
-              <w:pStyle w:val="Compact"/>
-              <w:jc w:val="left"/>
-            </w:pPr>
-            <w:r>
-              <w:t xml:space="preserve">10 (plus 10-minute trading windows during Topic 2.5)</w:t>
-            </w:r>
-          </w:p>
-        </w:tc>
-        <w:tc>
-          <w:p>
-            <w:pPr>
-              <w:pStyle w:val="Compact"/>
-              <w:jc w:val="left"/>
-            </w:pPr>
-            <w:r>
-              <w:t xml:space="preserve">2.14 Risk and reward, safe vs risky; 2.15 Reading the news: why prices move; 2.16 Diversification; 2.17 The crisis and panic selling; 2.18 Buying low, rebalancing, return math; 2.19 Results, the reveal, and the Investor Report</w:t>
+              <w:t xml:space="preserve">2.4 The Gilded Age Market</w:t>
+            </w:r>
+          </w:p>
+        </w:tc>
+        <w:tc>
+          <w:p>
+            <w:pPr>
+              <w:pStyle w:val="Compact"/>
+              <w:jc w:val="left"/>
+            </w:pPr>
+            <w:r>
+              <w:t xml:space="preserve">10 (plus 10-minute Round 2 replay blocks during Topic 2.5)</w:t>
+            </w:r>
+          </w:p>
+        </w:tc>
+        <w:tc>
+          <w:p>
+            <w:pPr>
+              <w:pStyle w:val="Compact"/>
+              <w:jc w:val="left"/>
+            </w:pPr>
+            <w:r>
+              <w:t xml:space="preserve">2.14 The market opens: risk and reward, safe vs risky; 2.15 Reading the news: why prices move; 2.16 Diversification; 2.17 The crisis and panic selling; 2.18 Buying low, rebalancing, return math; 2.19 Results, the reveal, and the Investor Report</w:t>
             </w:r>
           </w:p>
         </w:tc>
@@ -1850,7 +1850,7 @@
         <w:pStyle w:val="BodyText"/>
       </w:pPr>
       <w:r>
-        <w:t xml:space="preserve">The project is the ClassroomStreet Investor Report plus the personal budget from 2.9, revised after the simulation.</w:t>
+        <w:t xml:space="preserve">The project is the Investor Report from the Gilded Age Market (a class game on paper, 1870 to 1936: eight rounds, the crash of 1929, and the closing bell) plus the personal budget from 2.9, revised after the market closes.</w:t>
       </w:r>
     </w:p>
     <w:p>
@@ -3286,7 +3286,7 @@
         <w:pStyle w:val="Compact"/>
       </w:pPr>
       <w:r>
-        <w:t xml:space="preserve">One semester daily (90 days): Unit 0 (3), Unit 1 (20: safety, tools, one lab, labels, the $40 project), Unit 2 (20: who I am, money basics, a 10-day ClassroomStreet run), Unit 3 (12: lifespan, stress, communication, babysitting basics), Unit 4 (10: safety and conservation, color, a floor plan), Unit 5 (15: fibers and care, hand sewing, a small item), Unit 6 (10: where food comes from, one lab, a scaled shopping task). Every module still appears.</w:t>
+        <w:t xml:space="preserve">One semester daily (90 days): Unit 0 (3), Unit 1 (20: safety, tools, one lab, labels, the $40 project), Unit 2 (20: who I am, money basics, the 10-day Gilded Age Market run), Unit 3 (12: lifespan, stress, communication, babysitting basics), Unit 4 (10: safety and conservation, color, a floor plan), Unit 5 (15: fibers and care, hand sewing, a small item), Unit 6 (10: where food comes from, one lab, a scaled shopping task). Every module still appears.</w:t>
       </w:r>
     </w:p>
     <w:p>
@@ -3298,7 +3298,7 @@
         <w:pStyle w:val="Compact"/>
       </w:pPr>
       <w:r>
-        <w:t xml:space="preserve">Every other day for a year (90 meetings): same as the semester plan, with the ClassroomStreet trading windows and the daily floor plan do now run as homework or on the off days.</w:t>
+        <w:t xml:space="preserve">Every other day for a year (90 meetings): same as the semester plan, with the Gilded Age Market rounds (prices and dispatch posted at the end of a meeting, trades logged on the paper ledger at home) and the daily floor plan do now run as homework or on the off days.</w:t>
       </w:r>
     </w:p>
     <w:p>
@@ -3334,7 +3334,7 @@
     <w:sectPr>
       <w:headerReference w:type="default" r:id="rId9"/>
       <w:pgSz w:w="12240" w:h="15840"/>
-      <w:pgMar w:top="1296" w:bottom="1296" w:left="1296" w:right="1296" w:header="504"/>
+      <w:pgMar w:top="1440" w:bottom="1440" w:left="1440" w:right="1440" w:header="504"/>
     </w:sectPr>
   </w:body>
 </w:document>
